--- a/src/main/resources/historico_campus_abreu.docx
+++ b/src/main/resources/historico_campus_abreu.docx
@@ -6,12 +6,17 @@
       <w:pPr>
         <w:pStyle w:val="Normal"/>
         <w:bidi w:val="0"/>
-        <w:jc w:val="both"/>
-        <w:rPr/>
-      </w:pPr>
-      <w:r>
-        <w:rPr/>
-        <w:tab/>
+        <w:spacing w:lineRule="auto" w:line="360"/>
+        <w:ind w:firstLine="709"/>
+        <w:jc w:val="both"/>
+        <w:rPr>
+          <w:rFonts w:ascii="Times New Roman" w:hAnsi="Times New Roman"/>
+        </w:rPr>
+      </w:pPr>
+      <w:r>
+        <w:rPr>
+          <w:rFonts w:ascii="Times New Roman" w:hAnsi="Times New Roman"/>
+        </w:rPr>
         <w:t>O Campus Abreu e Lima integra o grupo dos sete novos campi instituídos na terceira etapa de expansão da Rede Federal de Educação Profissional, Científica e Tecnológica, conforme previsto pela Lei nº 11.195/2005. Localizado no município de Abreu e Lima, na Região Metropolitana Norte do Recife, a aproximadamente 20 quilômetros da capital pernambucana, o campus surgiu como resposta à crescente demanda por educação técnica e tecnológica na região.</w:t>
       </w:r>
     </w:p>
@@ -19,12 +24,17 @@
       <w:pPr>
         <w:pStyle w:val="Normal"/>
         <w:bidi w:val="0"/>
-        <w:jc w:val="both"/>
-        <w:rPr/>
-      </w:pPr>
-      <w:r>
-        <w:rPr/>
-        <w:tab/>
+        <w:spacing w:lineRule="auto" w:line="360"/>
+        <w:ind w:firstLine="709"/>
+        <w:jc w:val="both"/>
+        <w:rPr>
+          <w:rFonts w:ascii="Times New Roman" w:hAnsi="Times New Roman"/>
+        </w:rPr>
+      </w:pPr>
+      <w:r>
+        <w:rPr>
+          <w:rFonts w:ascii="Times New Roman" w:hAnsi="Times New Roman"/>
+        </w:rPr>
         <w:t>Como parte do processo de implantação, o Instituto Federal de Pernambuco (IFPE) realizou um estudo consultivo que envolveu o levantamento das necessidades do mercado de trabalho local, a análise da oferta de mão de obra qualificada e uma consulta pública junto à comunidade. Esse processo participativo resultou na definição do curso Técnico em Segurança do Trabalho como a primeira oferta formativa do campus, em consonância com as demandas regionais e o compromisso institucional de promover um ensino público, gratuito e de qualidade.</w:t>
       </w:r>
     </w:p>
@@ -32,12 +42,17 @@
       <w:pPr>
         <w:pStyle w:val="Normal"/>
         <w:bidi w:val="0"/>
-        <w:jc w:val="both"/>
-        <w:rPr/>
-      </w:pPr>
-      <w:r>
-        <w:rPr/>
-        <w:tab/>
+        <w:spacing w:lineRule="auto" w:line="360"/>
+        <w:ind w:firstLine="709"/>
+        <w:jc w:val="both"/>
+        <w:rPr>
+          <w:rFonts w:ascii="Times New Roman" w:hAnsi="Times New Roman"/>
+        </w:rPr>
+      </w:pPr>
+      <w:r>
+        <w:rPr>
+          <w:rFonts w:ascii="Times New Roman" w:hAnsi="Times New Roman"/>
+        </w:rPr>
         <w:t>As atividades acadêmicas tiveram início em 15 de agosto de 2016, com a realização da aula inaugural. Durante a fase inicial, as atividades foram desenvolvidas provisoriamente nas instalações do Colégio São José, até a conclusão da sede definitiva, estrategicamente localizada às margens da BR-101, nas proximidades do mercado público municipal.</w:t>
       </w:r>
     </w:p>
@@ -45,22 +60,28 @@
       <w:pPr>
         <w:pStyle w:val="Normal"/>
         <w:bidi w:val="0"/>
-        <w:jc w:val="both"/>
-        <w:rPr/>
-      </w:pPr>
-      <w:r>
-        <w:rPr/>
-        <w:tab/>
+        <w:spacing w:lineRule="auto" w:line="360"/>
+        <w:ind w:firstLine="709"/>
+        <w:jc w:val="both"/>
+        <w:rPr>
+          <w:rFonts w:ascii="Times New Roman" w:hAnsi="Times New Roman"/>
+        </w:rPr>
+      </w:pPr>
+      <w:r>
+        <w:rPr>
+          <w:rFonts w:ascii="Times New Roman" w:hAnsi="Times New Roman"/>
+        </w:rPr>
         <w:t>Atualmente, o Campus Abreu e Lima oferece os cursos técnicos subsequentes em Segurança do Trabalho e Enfermagem, além do PROIFPE — programa de inclusão educacional que disponibiliza disciplinas de Matemática e Língua Portuguesa, bem como cursos de extensão nas áreas de Língua Espanhola, Matemática Comercial e Prática Instrumental. Essas iniciativas consolidam o papel do campus como agente de inclusão social, fortalecimento das competências acadêmicas e formação profissional, reafirmando o compromisso do IFPE com o desenvolvimento regional e com a promoção da cidadania.</w:t>
       </w:r>
     </w:p>
     <w:sectPr>
       <w:type w:val="nextPage"/>
       <w:pgSz w:w="11906" w:h="16838"/>
-      <w:pgMar w:left="1134" w:right="1134" w:gutter="0" w:header="0" w:top="1134" w:footer="0" w:bottom="1134"/>
+      <w:pgMar w:left="1701" w:right="1134" w:gutter="0" w:header="0" w:top="1701" w:footer="0" w:bottom="1134"/>
       <w:pgNumType w:fmt="decimal"/>
       <w:formProt w:val="false"/>
       <w:textDirection w:val="lrTb"/>
+      <w:docGrid w:type="default" w:linePitch="100" w:charSpace="0"/>
     </w:sectPr>
   </w:body>
 </w:document>
@@ -80,7 +101,6 @@
     </w:rPrDefault>
     <w:pPrDefault>
       <w:pPr>
-        <w:widowControl/>
         <w:suppressAutoHyphens w:val="true"/>
       </w:pPr>
     </w:pPrDefault>
@@ -90,7 +110,10 @@
     <w:qFormat/>
     <w:pPr>
       <w:widowControl/>
+      <w:suppressAutoHyphens w:val="true"/>
       <w:bidi w:val="0"/>
+      <w:spacing w:before="0" w:after="0"/>
+      <w:jc w:val="left"/>
     </w:pPr>
     <w:rPr>
       <w:rFonts w:ascii="Liberation Serif" w:hAnsi="Liberation Serif" w:eastAsia="Noto Serif CJK SC" w:cs="FreeSans"/>

--- a/src/main/resources/historico_campus_abreu.docx
+++ b/src/main/resources/historico_campus_abreu.docx
@@ -4,74 +4,162 @@
   <w:body>
     <w:p>
       <w:pPr>
-        <w:pStyle w:val="Normal"/>
+        <w:pStyle w:val="BodyText"/>
         <w:bidi w:val="0"/>
         <w:spacing w:lineRule="auto" w:line="360"/>
         <w:ind w:firstLine="709"/>
         <w:jc w:val="both"/>
         <w:rPr>
           <w:rFonts w:ascii="Times New Roman" w:hAnsi="Times New Roman"/>
-        </w:rPr>
-      </w:pPr>
+          <w:b w:val="false"/>
+          <w:i w:val="false"/>
+          <w:caps w:val="false"/>
+          <w:smallCaps w:val="false"/>
+          <w:strike w:val="false"/>
+          <w:dstrike w:val="false"/>
+          <w:color w:val="000000"/>
+          <w:sz w:val="24"/>
+          <w:szCs w:val="24"/>
+          <w:u w:val="none"/>
+          <w:effect w:val="none"/>
+          <w:shd w:fill="auto" w:val="clear"/>
+        </w:rPr>
+      </w:pPr>
+      <w:bookmarkStart w:id="0" w:name="docs-internal-guid-4171feaf-7fff-ea80-32"/>
+      <w:bookmarkEnd w:id="0"/>
       <w:r>
         <w:rPr>
           <w:rFonts w:ascii="Times New Roman" w:hAnsi="Times New Roman"/>
-        </w:rPr>
-        <w:t>O Campus Abreu e Lima integra o grupo dos sete novos campi instituídos na terceira etapa de expansão da Rede Federal de Educação Profissional, Científica e Tecnológica, conforme previsto pela Lei nº 11.195/2005. Localizado no município de Abreu e Lima, na Região Metropolitana Norte do Recife, a aproximadamente 20 quilômetros da capital pernambucana, o campus surgiu como resposta à crescente demanda por educação técnica e tecnológica na região.</w:t>
+          <w:b w:val="false"/>
+          <w:i w:val="false"/>
+          <w:caps w:val="false"/>
+          <w:smallCaps w:val="false"/>
+          <w:strike w:val="false"/>
+          <w:dstrike w:val="false"/>
+          <w:color w:val="000000"/>
+          <w:sz w:val="24"/>
+          <w:szCs w:val="24"/>
+          <w:u w:val="none"/>
+          <w:effect w:val="none"/>
+          <w:shd w:fill="auto" w:val="clear"/>
+        </w:rPr>
+        <w:t>O Campus Abreu e Lima integra o grupo dos sete novos campi instituídos na terceira etapa de expansão da Rede Federal de Educação Profissional, Científica e Tecnológica, conforme previsto pela Lei nº 11.195/2005. Localizado no município de Abreu e Lima, na Região Metropolitana Norte do Recife, a aproximadamente 20 quilômetros da capital pernambucana, o campus surgiu como resposta à crescente demanda por educação técnica e tecnológica na região. </w:t>
       </w:r>
     </w:p>
     <w:p>
       <w:pPr>
-        <w:pStyle w:val="Normal"/>
+        <w:pStyle w:val="BodyText"/>
         <w:bidi w:val="0"/>
-        <w:spacing w:lineRule="auto" w:line="360"/>
-        <w:ind w:firstLine="709"/>
+        <w:spacing w:lineRule="auto" w:line="360" w:before="0" w:after="0"/>
+        <w:ind w:firstLine="720" w:left="0" w:right="0"/>
         <w:jc w:val="both"/>
         <w:rPr>
           <w:rFonts w:ascii="Times New Roman" w:hAnsi="Times New Roman"/>
+          <w:b w:val="false"/>
+          <w:i w:val="false"/>
+          <w:caps w:val="false"/>
+          <w:smallCaps w:val="false"/>
+          <w:strike w:val="false"/>
+          <w:dstrike w:val="false"/>
+          <w:color w:val="000000"/>
+          <w:sz w:val="24"/>
+          <w:szCs w:val="24"/>
+          <w:u w:val="none"/>
+          <w:effect w:val="none"/>
+          <w:shd w:fill="auto" w:val="clear"/>
         </w:rPr>
       </w:pPr>
       <w:r>
         <w:rPr>
           <w:rFonts w:ascii="Times New Roman" w:hAnsi="Times New Roman"/>
-        </w:rPr>
-        <w:t>Como parte do processo de implantação, o Instituto Federal de Pernambuco (IFPE) realizou um estudo consultivo que envolveu o levantamento das necessidades do mercado de trabalho local, a análise da oferta de mão de obra qualificada e uma consulta pública junto à comunidade. Esse processo participativo resultou na definição do curso Técnico em Segurança do Trabalho como a primeira oferta formativa do campus, em consonância com as demandas regionais e o compromisso institucional de promover um ensino público, gratuito e de qualidade.</w:t>
+          <w:b w:val="false"/>
+          <w:i w:val="false"/>
+          <w:caps w:val="false"/>
+          <w:smallCaps w:val="false"/>
+          <w:strike w:val="false"/>
+          <w:dstrike w:val="false"/>
+          <w:color w:val="000000"/>
+          <w:sz w:val="24"/>
+          <w:szCs w:val="24"/>
+          <w:u w:val="none"/>
+          <w:effect w:val="none"/>
+          <w:shd w:fill="auto" w:val="clear"/>
+        </w:rPr>
+        <w:t>Como parte de seu processo de implantação, o Instituto Federal de Pernambuco (IFPE) realizou um estudo consultivo que incluiu levantamento das necessidades do mercado de trabalho local, análise da oferta de mão de obra qualificada e consulta pública junto à comunidade. Esse processo participativo resultou na definição do curso Técnico em Segurança do Trabalho como a primeira oferta formativa do campus, em alinhamento com as demandas regionais e o compromisso institucional de garantir ensino público e de qualidade. </w:t>
       </w:r>
     </w:p>
     <w:p>
       <w:pPr>
-        <w:pStyle w:val="Normal"/>
+        <w:pStyle w:val="BodyText"/>
         <w:bidi w:val="0"/>
-        <w:spacing w:lineRule="auto" w:line="360"/>
-        <w:ind w:firstLine="709"/>
+        <w:spacing w:lineRule="auto" w:line="360" w:before="0" w:after="0"/>
+        <w:ind w:firstLine="720" w:left="0" w:right="0"/>
         <w:jc w:val="both"/>
         <w:rPr>
           <w:rFonts w:ascii="Times New Roman" w:hAnsi="Times New Roman"/>
+          <w:b w:val="false"/>
+          <w:i w:val="false"/>
+          <w:caps w:val="false"/>
+          <w:smallCaps w:val="false"/>
+          <w:strike w:val="false"/>
+          <w:dstrike w:val="false"/>
+          <w:color w:val="000000"/>
+          <w:sz w:val="24"/>
+          <w:szCs w:val="24"/>
+          <w:u w:val="none"/>
+          <w:effect w:val="none"/>
+          <w:shd w:fill="auto" w:val="clear"/>
         </w:rPr>
       </w:pPr>
       <w:r>
         <w:rPr>
           <w:rFonts w:ascii="Times New Roman" w:hAnsi="Times New Roman"/>
-        </w:rPr>
-        <w:t>As atividades acadêmicas tiveram início em 15 de agosto de 2016, com a realização da aula inaugural. Durante a fase inicial, as atividades foram desenvolvidas provisoriamente nas instalações do Colégio São José, até a conclusão da sede definitiva, estrategicamente localizada às margens da BR-101, nas proximidades do mercado público municipal.</w:t>
+          <w:b w:val="false"/>
+          <w:i w:val="false"/>
+          <w:caps w:val="false"/>
+          <w:smallCaps w:val="false"/>
+          <w:strike w:val="false"/>
+          <w:dstrike w:val="false"/>
+          <w:color w:val="000000"/>
+          <w:sz w:val="24"/>
+          <w:szCs w:val="24"/>
+          <w:u w:val="none"/>
+          <w:effect w:val="none"/>
+          <w:shd w:fill="auto" w:val="clear"/>
+        </w:rPr>
+        <w:t>As atividades acadêmicas tiveram início em 15 de agosto de 2016, com a realização da aula inaugural. Durante a fase inicial, as atividades foram desenvolvidas provisoriamente nas instalações do Colégio São José, até a conclusão da sede definitiva, estrategicamente situada às margens da BR-101, nas proximidades do mercado público municipal.</w:t>
       </w:r>
     </w:p>
     <w:p>
       <w:pPr>
-        <w:pStyle w:val="Normal"/>
+        <w:pStyle w:val="BodyText"/>
         <w:bidi w:val="0"/>
-        <w:spacing w:lineRule="auto" w:line="360"/>
-        <w:ind w:firstLine="709"/>
+        <w:spacing w:lineRule="auto" w:line="360" w:before="0" w:after="0"/>
+        <w:ind w:firstLine="720" w:left="0" w:right="0"/>
         <w:jc w:val="both"/>
         <w:rPr>
           <w:rFonts w:ascii="Times New Roman" w:hAnsi="Times New Roman"/>
+          <w:sz w:val="24"/>
+          <w:szCs w:val="24"/>
         </w:rPr>
       </w:pPr>
       <w:r>
         <w:rPr>
           <w:rFonts w:ascii="Times New Roman" w:hAnsi="Times New Roman"/>
-        </w:rPr>
-        <w:t>Atualmente, o Campus Abreu e Lima oferece os cursos técnicos subsequentes em Segurança do Trabalho e Enfermagem, além do PROIFPE — programa de inclusão educacional que disponibiliza disciplinas de Matemática e Língua Portuguesa, bem como cursos de extensão nas áreas de Língua Espanhola, Matemática Comercial e Prática Instrumental. Essas iniciativas consolidam o papel do campus como agente de inclusão social, fortalecimento das competências acadêmicas e formação profissional, reafirmando o compromisso do IFPE com o desenvolvimento regional e com a promoção da cidadania.</w:t>
+          <w:b w:val="false"/>
+          <w:i w:val="false"/>
+          <w:caps w:val="false"/>
+          <w:smallCaps w:val="false"/>
+          <w:strike w:val="false"/>
+          <w:dstrike w:val="false"/>
+          <w:color w:val="000000"/>
+          <w:sz w:val="24"/>
+          <w:szCs w:val="24"/>
+          <w:u w:val="none"/>
+          <w:effect w:val="none"/>
+          <w:shd w:fill="auto" w:val="clear"/>
+        </w:rPr>
+        <w:t>Atualmente, o Campus Abreu e Lima oferta os cursos Técnicos Subsequentes em Segurança do Trabalho e em Enfermagem, além do PROIFPE, programa de inclusão educacional que disponibiliza disciplinas de Matemática e Língua Portuguesa, bem como cursos de extensão nas áreas de Língua Espanhola, Matemática Comercial e Prática Instrumental. Essas iniciativas consolidam o papel do campus como agente de inclusão social, fortalecimento das competências acadêmicas e preparação profissional, reafirmando o compromisso do IFPE com o desenvolvimento regional e a cidadania.</w:t>
       </w:r>
     </w:p>
     <w:sectPr>
